--- a/Articles/2026/4_Blender_Tips_and_Tricks/2_Putting_The_Reference_Image_In_Front/Write Up.docx
+++ b/Articles/2026/4_Blender_Tips_and_Tricks/2_Putting_The_Reference_Image_In_Front/Write Up.docx
@@ -10,6 +10,25 @@
         <w:t>Write Up</w:t>
       </w:r>
     </w:p>
+    <w:p>
+      <w:r>
+        <w:t xml:space="preserve">This week we will be looking at how we go about putting a reference image in front of our model, so that we can see it. It is just a simple little setting, and once you learn it, you will find you will be using it all of the time. </w:t>
+      </w:r>
+    </w:p>
+    <w:p>
+      <w:r>
+        <w:t>So, if this interests you then why don’t you join us for our brand-new Blender tutorial entitled:</w:t>
+      </w:r>
+    </w:p>
+    <w:p>
+      <w:pPr>
+        <w:pStyle w:val="Heading1"/>
+      </w:pPr>
+      <w:r>
+        <w:t xml:space="preserve">2 Putting the Reference Image in Front </w:t>
+      </w:r>
+    </w:p>
+    <w:p/>
     <w:p/>
     <w:p>
       <w:pPr>
